--- a/policies/build/chapters_v2/MOM/HCO_MOM_5_v2_REWRITE_DRAFT.docx
+++ b/policies/build/chapters_v2/MOM/HCO_MOM_5_v2_REWRITE_DRAFT.docx
@@ -316,6 +316,10 @@
     </w:p>
     <w:p>
       <w:pPr>
+        <w:numPr>
+          <w:ilvl w:val="0"/>
+          <w:numId w:val="12"/>
+        </w:numPr>
         <w:pStyle w:val="ListNumber"/>
       </w:pPr>
       <w:r>
@@ -324,6 +328,10 @@
     </w:p>
     <w:p>
       <w:pPr>
+        <w:numPr>
+          <w:ilvl w:val="0"/>
+          <w:numId w:val="12"/>
+        </w:numPr>
         <w:pStyle w:val="ListNumber"/>
       </w:pPr>
       <w:r>
@@ -332,6 +340,10 @@
     </w:p>
     <w:p>
       <w:pPr>
+        <w:numPr>
+          <w:ilvl w:val="0"/>
+          <w:numId w:val="12"/>
+        </w:numPr>
         <w:pStyle w:val="ListNumber"/>
       </w:pPr>
       <w:r>
@@ -340,6 +352,10 @@
     </w:p>
     <w:p>
       <w:pPr>
+        <w:numPr>
+          <w:ilvl w:val="0"/>
+          <w:numId w:val="12"/>
+        </w:numPr>
         <w:pStyle w:val="ListNumber"/>
       </w:pPr>
       <w:r>
@@ -348,6 +364,10 @@
     </w:p>
     <w:p>
       <w:pPr>
+        <w:numPr>
+          <w:ilvl w:val="0"/>
+          <w:numId w:val="12"/>
+        </w:numPr>
         <w:pStyle w:val="ListNumber"/>
       </w:pPr>
       <w:r>
@@ -356,6 +376,10 @@
     </w:p>
     <w:p>
       <w:pPr>
+        <w:numPr>
+          <w:ilvl w:val="0"/>
+          <w:numId w:val="12"/>
+        </w:numPr>
         <w:pStyle w:val="ListNumber"/>
       </w:pPr>
       <w:r>
@@ -1320,6 +1344,10 @@
     </w:p>
     <w:p>
       <w:pPr>
+        <w:numPr>
+          <w:ilvl w:val="0"/>
+          <w:numId w:val="13"/>
+        </w:numPr>
         <w:pStyle w:val="ListNumber"/>
       </w:pPr>
       <w:r>
@@ -1328,6 +1356,10 @@
     </w:p>
     <w:p>
       <w:pPr>
+        <w:numPr>
+          <w:ilvl w:val="0"/>
+          <w:numId w:val="13"/>
+        </w:numPr>
         <w:pStyle w:val="ListNumber"/>
       </w:pPr>
       <w:r>
@@ -1336,6 +1368,10 @@
     </w:p>
     <w:p>
       <w:pPr>
+        <w:numPr>
+          <w:ilvl w:val="0"/>
+          <w:numId w:val="13"/>
+        </w:numPr>
         <w:pStyle w:val="ListNumber"/>
       </w:pPr>
       <w:r>
@@ -1352,6 +1388,10 @@
     </w:p>
     <w:p>
       <w:pPr>
+        <w:numPr>
+          <w:ilvl w:val="0"/>
+          <w:numId w:val="14"/>
+        </w:numPr>
         <w:pStyle w:val="ListNumber"/>
       </w:pPr>
       <w:r>
@@ -1360,6 +1400,10 @@
     </w:p>
     <w:p>
       <w:pPr>
+        <w:numPr>
+          <w:ilvl w:val="0"/>
+          <w:numId w:val="14"/>
+        </w:numPr>
         <w:pStyle w:val="ListNumber"/>
       </w:pPr>
       <w:r>
@@ -1368,6 +1412,10 @@
     </w:p>
     <w:p>
       <w:pPr>
+        <w:numPr>
+          <w:ilvl w:val="0"/>
+          <w:numId w:val="14"/>
+        </w:numPr>
         <w:pStyle w:val="ListNumber"/>
       </w:pPr>
       <w:r>
@@ -1376,6 +1424,10 @@
     </w:p>
     <w:p>
       <w:pPr>
+        <w:numPr>
+          <w:ilvl w:val="0"/>
+          <w:numId w:val="14"/>
+        </w:numPr>
         <w:pStyle w:val="ListNumber"/>
       </w:pPr>
       <w:r>
@@ -1384,6 +1436,10 @@
     </w:p>
     <w:p>
       <w:pPr>
+        <w:numPr>
+          <w:ilvl w:val="0"/>
+          <w:numId w:val="14"/>
+        </w:numPr>
         <w:pStyle w:val="ListNumber"/>
       </w:pPr>
       <w:r>
@@ -1400,6 +1456,10 @@
     </w:p>
     <w:p>
       <w:pPr>
+        <w:numPr>
+          <w:ilvl w:val="0"/>
+          <w:numId w:val="15"/>
+        </w:numPr>
         <w:pStyle w:val="ListNumber"/>
       </w:pPr>
       <w:r>
@@ -1408,6 +1468,10 @@
     </w:p>
     <w:p>
       <w:pPr>
+        <w:numPr>
+          <w:ilvl w:val="0"/>
+          <w:numId w:val="15"/>
+        </w:numPr>
         <w:pStyle w:val="ListNumber"/>
       </w:pPr>
       <w:r>
@@ -1416,6 +1480,10 @@
     </w:p>
     <w:p>
       <w:pPr>
+        <w:numPr>
+          <w:ilvl w:val="0"/>
+          <w:numId w:val="15"/>
+        </w:numPr>
         <w:pStyle w:val="ListNumber"/>
       </w:pPr>
       <w:r>
@@ -1432,6 +1500,10 @@
     </w:p>
     <w:p>
       <w:pPr>
+        <w:numPr>
+          <w:ilvl w:val="0"/>
+          <w:numId w:val="16"/>
+        </w:numPr>
         <w:pStyle w:val="ListNumber"/>
       </w:pPr>
       <w:r>
@@ -1440,6 +1512,10 @@
     </w:p>
     <w:p>
       <w:pPr>
+        <w:numPr>
+          <w:ilvl w:val="0"/>
+          <w:numId w:val="16"/>
+        </w:numPr>
         <w:pStyle w:val="ListNumber"/>
       </w:pPr>
       <w:r>
@@ -1448,6 +1524,10 @@
     </w:p>
     <w:p>
       <w:pPr>
+        <w:numPr>
+          <w:ilvl w:val="0"/>
+          <w:numId w:val="16"/>
+        </w:numPr>
         <w:pStyle w:val="ListNumber"/>
       </w:pPr>
       <w:r>
@@ -1466,7 +1546,7 @@
       <w:pPr>
         <w:numPr>
           <w:ilvl w:val="0"/>
-          <w:numId w:val="10"/>
+          <w:numId w:val="17"/>
         </w:numPr>
         <w:pStyle w:val="ListNumber"/>
       </w:pPr>
@@ -1478,7 +1558,7 @@
       <w:pPr>
         <w:numPr>
           <w:ilvl w:val="0"/>
-          <w:numId w:val="10"/>
+          <w:numId w:val="17"/>
         </w:numPr>
         <w:pStyle w:val="ListNumber"/>
       </w:pPr>
@@ -1735,6 +1815,48 @@
     <w:abstractNumId w:val="0"/>
   </w:num>
   <w:num w:numId="10">
+    <w:abstractNumId w:val="7"/>
+    <w:lvlOverride w:ilvl="0">
+      <w:startOverride w:val="1"/>
+    </w:lvlOverride>
+  </w:num>
+  <w:num w:numId="11">
+    <w:abstractNumId w:val="7"/>
+    <w:lvlOverride w:ilvl="0">
+      <w:startOverride w:val="1"/>
+    </w:lvlOverride>
+  </w:num>
+  <w:num w:numId="12">
+    <w:abstractNumId w:val="7"/>
+    <w:lvlOverride w:ilvl="0">
+      <w:startOverride w:val="1"/>
+    </w:lvlOverride>
+  </w:num>
+  <w:num w:numId="13">
+    <w:abstractNumId w:val="7"/>
+    <w:lvlOverride w:ilvl="0">
+      <w:startOverride w:val="1"/>
+    </w:lvlOverride>
+  </w:num>
+  <w:num w:numId="14">
+    <w:abstractNumId w:val="7"/>
+    <w:lvlOverride w:ilvl="0">
+      <w:startOverride w:val="1"/>
+    </w:lvlOverride>
+  </w:num>
+  <w:num w:numId="15">
+    <w:abstractNumId w:val="7"/>
+    <w:lvlOverride w:ilvl="0">
+      <w:startOverride w:val="1"/>
+    </w:lvlOverride>
+  </w:num>
+  <w:num w:numId="16">
+    <w:abstractNumId w:val="7"/>
+    <w:lvlOverride w:ilvl="0">
+      <w:startOverride w:val="1"/>
+    </w:lvlOverride>
+  </w:num>
+  <w:num w:numId="17">
     <w:abstractNumId w:val="7"/>
     <w:lvlOverride w:ilvl="0">
       <w:startOverride w:val="1"/>

--- a/policies/build/chapters_v2/MOM/HCO_MOM_5_v2_REWRITE_DRAFT.docx
+++ b/policies/build/chapters_v2/MOM/HCO_MOM_5_v2_REWRITE_DRAFT.docx
@@ -1563,7 +1563,19 @@
         <w:pStyle w:val="ListNumber"/>
       </w:pPr>
       <w:r>
-        <w:t>Institute for Safe Medication Practices (ISMP)/ECRI. List of Error-Prone Abbreviations. Available at: https://home.ecri.org/blogs/ismp-resources (ISMP resources, now hosted by ECRI).</w:t>
+        <w:t xml:space="preserve">Institute for Safe Medication Practices (ISMP) / ECRI. (n.d.). </w:t>
+      </w:r>
+      <w:hyperlink r:id="rId9">
+        <w:r>
+          <w:rPr>
+            <w:color w:val="0563C1"/>
+            <w:u w:val="single"/>
+          </w:rPr>
+          <w:t>https://home.ecri.org/blogs/ismp-resources</w:t>
+        </w:r>
+      </w:hyperlink>
+      <w:r>
+        <w:t xml:space="preserve"> List of Error-Prone Abbreviations (ISMP resources, now hosted by ECRI).</w:t>
       </w:r>
     </w:p>
     <w:p>

--- a/policies/build/chapters_v2/MOM/HCO_MOM_5_v2_REWRITE_DRAFT.docx
+++ b/policies/build/chapters_v2/MOM/HCO_MOM_5_v2_REWRITE_DRAFT.docx
@@ -1613,7 +1613,7 @@
         <w:pStyle w:val="Normal"/>
       </w:pPr>
       <w:r>
-        <w:t>This document is not issued by, endorsed by, or affiliated with NABH, the World Health Organization, the National Centre for Disease Control, the Food Safety and Standards Authority of India, any Pollution Control Board, or any other body named in it. Wording is original; no text has been reproduced from the standards, rules or guidelines referenced.</w:t>
+        <w:t>This document is not issued by, endorsed by, or affiliated with NABH or any other body named in it. Wording is original; no text has been reproduced from the standards, rules or guidelines referenced.</w:t>
       </w:r>
     </w:p>
     <w:sectPr>

--- a/policies/build/chapters_v2/MOM/HCO_MOM_5_v2_REWRITE_DRAFT.docx
+++ b/policies/build/chapters_v2/MOM/HCO_MOM_5_v2_REWRITE_DRAFT.docx
@@ -360,6 +360,18 @@
       </w:pPr>
       <w:r>
         <w:t>Do not use error-prone abbreviations in a medication order, and do not use any abbreviation outside the hospital's approved, standardised list.</w:t>
+      </w:r>
+    </w:p>
+    <w:p>
+      <w:pPr>
+        <w:numPr>
+          <w:ilvl w:val="0"/>
+          <w:numId w:val="12"/>
+        </w:numPr>
+        <w:pStyle w:val="ListNumber"/>
+      </w:pPr>
+      <w:r>
+        <w:t>Common error-prone abbreviations to avoid include "U" for units (misread as a zero, causing a 10-fold overdose), "QD"/"QOD" (mistaken for each other), a trailing zero as in "1.0 mg" (misread as 10 mg), and "MgSO4"/"MSO4" (confused with each other) — see the ISMP List of Error-Prone Abbreviations, Symbols, and Dose Designations (ismp.org).</w:t>
       </w:r>
     </w:p>
     <w:p>
